--- a/Business Analysts/Rahil_S385218/Week_3/WEEK-3.docx
+++ b/Business Analysts/Rahil_S385218/Week_3/WEEK-3.docx
@@ -54,7 +54,7 @@
             <w:sz w:val="28"/>
             <w:szCs w:val="28"/>
           </w:rPr>
-          <w:t>https://www.linkedin.com/learning/agile-foundations/understanding-agile-21059664</w:t>
+          <w:t>https://www.linkedin.com/learning/agile-foundations/understanding-agile-21059664 (2</w:t>
         </w:r>
       </w:hyperlink>
       <w:r>
@@ -62,7 +62,14 @@
           <w:sz w:val="28"/>
           <w:szCs w:val="28"/>
         </w:rPr>
-        <w:t xml:space="preserve"> (2:00)</w:t>
+        <w:t xml:space="preserve"> Hours</w:t>
+      </w:r>
+      <w:r>
+        <w:rPr>
+          <w:sz w:val="28"/>
+          <w:szCs w:val="28"/>
+        </w:rPr>
+        <w:t>)</w:t>
       </w:r>
     </w:p>
     <w:p>
@@ -88,7 +95,21 @@
           <w:sz w:val="28"/>
           <w:szCs w:val="28"/>
         </w:rPr>
-        <w:t xml:space="preserve"> (1:15)</w:t>
+        <w:t xml:space="preserve"> (1:15</w:t>
+      </w:r>
+      <w:r>
+        <w:rPr>
+          <w:sz w:val="28"/>
+          <w:szCs w:val="28"/>
+        </w:rPr>
+        <w:t xml:space="preserve"> Hours</w:t>
+      </w:r>
+      <w:r>
+        <w:rPr>
+          <w:sz w:val="28"/>
+          <w:szCs w:val="28"/>
+        </w:rPr>
+        <w:t>)</w:t>
       </w:r>
     </w:p>
     <w:p>
@@ -114,7 +135,21 @@
           <w:sz w:val="28"/>
           <w:szCs w:val="28"/>
         </w:rPr>
-        <w:t xml:space="preserve"> (1:15)</w:t>
+        <w:t xml:space="preserve"> (1:15</w:t>
+      </w:r>
+      <w:r>
+        <w:rPr>
+          <w:sz w:val="28"/>
+          <w:szCs w:val="28"/>
+        </w:rPr>
+        <w:t xml:space="preserve"> Hours</w:t>
+      </w:r>
+      <w:r>
+        <w:rPr>
+          <w:sz w:val="28"/>
+          <w:szCs w:val="28"/>
+        </w:rPr>
+        <w:t>)</w:t>
       </w:r>
     </w:p>
     <w:sectPr>
